--- a/backend/tools/Journal/Murhum_output.docx
+++ b/backend/tools/Journal/Murhum_output.docx
@@ -88,7 +88,7 @@
           <w:sz w:val="28"/>
           <w:u w:val="none"/>
         </w:rPr>
-        <w:t>Perancangan Sistem Kendali PID pada Lengan Robot Industri untuk Peningkatan Presisi Pengelasan Komponen Otomotif</w:t>
+        <w:t>Sel Hibrida Solar-Lunar: Integrasi Fotovoltaik dan Konverter Termoradiatif untuk Pembangkitan Daya Berkelanjutan</w:t>
       </w:r>
     </w:p>
     <w:p>
@@ -104,7 +104,7 @@
           <w:sz w:val="20"/>
           <w:u w:val="none"/>
         </w:rPr>
-        <w:t>Annabil Hisyam</w:t>
+        <w:t>Fikri Fahlevy</w:t>
       </w:r>
     </w:p>
     <w:p>
@@ -144,7 +144,7 @@
           <w:sz w:val="22"/>
           <w:u w:val="none"/>
         </w:rPr>
-        <w:t xml:space="preserve">Presisi pengelasan pada lengan robot industri menjadi faktor krusial dalam produksi komponen otomotif, namun gangguan eksternal dan non-linearitas aktuator sering menyebabkan deviasi lintasan. Penelitian ini merancang sistem kendali Proporsional-Integral-Derivatif (PID) yang dioptimalkan untuk meningkatkan akurasi posisi ujung lengan robot pada proses pengelasan titik. Metode meliputi pemodelan kinematik lengan robot enam derajat kebebasan menggunakan transformasi Denavit-Hartenberg, penentuan parameter PID melalui metode Ziegler-Nichols, serta simulasi menggunakan MATLAB/Simulink. Hasil simulasi menunjukkan bahwa sistem kendali PID mampu mengurangi kesalahan keadaan tunak hingga nilai </w:t>
+        <w:t>Kebutuhan energi global terus mendesak batas kapasitas pembangkitan surya konvensional. Masalah utamanya? Sel fotovoltaik (PV) mati total saat malam tiba. Celah intermitensi ini memaksa ketergantungan pada baterai yang mahal dan secara ekologis bermasalah. Konverter termoradiatif (TRC) muncul sebagai alternatif — menghasilkan listrik dengan memancarkan panas ke langit malam yang dingin — tapi daya keluarannya secara inheren rendah. Paper ini mengusulkan arsitektur Sel Hibrida Solar-Lunar yang menggabungkan PV dan TRC dalam satu struktur termal terkopel. Kami memodelkan batas termodinamika dan mensimulasikan kinerja siklus diurnal menggunakan variabel deskriptif (</w:t>
       </w:r>
       <w:r>
         <w:rPr>
@@ -152,7 +152,7 @@
           <w:i/>
           <w:sz w:val="22"/>
         </w:rPr>
-        <w:t>X_1</w:t>
+        <w:t>P_{PV}</w:t>
       </w:r>
       <w:r>
         <w:rPr>
@@ -162,7 +162,7 @@
           <w:sz w:val="22"/>
           <w:u w:val="none"/>
         </w:rPr>
-        <w:t xml:space="preserve"> mm dan waktu naik </w:t>
+        <w:t xml:space="preserve">, </w:t>
       </w:r>
       <w:r>
         <w:rPr>
@@ -170,7 +170,7 @@
           <w:i/>
           <w:sz w:val="22"/>
         </w:rPr>
-        <w:t>X_2</w:t>
+        <w:t>P_{TRC}</w:t>
       </w:r>
       <w:r>
         <w:rPr>
@@ -180,7 +180,7 @@
           <w:sz w:val="22"/>
           <w:u w:val="none"/>
         </w:rPr>
-        <w:t xml:space="preserve"> detik. dengan overshoot maksimum </w:t>
+        <w:t xml:space="preserve">, </w:t>
       </w:r>
       <w:r>
         <w:rPr>
@@ -188,7 +188,7 @@
           <w:i/>
           <w:sz w:val="22"/>
         </w:rPr>
-        <w:t>X_3</w:t>
+        <w:t>\eta_{total}</w:t>
       </w:r>
       <w:r>
         <w:rPr>
@@ -198,7 +198,21 @@
           <w:sz w:val="22"/>
           <w:u w:val="none"/>
         </w:rPr>
-        <w:t xml:space="preserve"> persen. Dibandingkan dengan kendali proporsional murni dan kendali on-off, PID memberikan perbaikan waktu penetapan sebesar </w:t>
+        <w:t>). Hasil analisis menunjukkan bahwa kopling termal memungkinkan TRC memanfaatkan limbah panas PV di siang hari, sementara pada malam hari sistem beralih ke mode emisi radiatif murni. Temuan ini membuka jalan bagi pembangkitan daya 24 jam tanpa jeda, mengurangi kebutuhan kapasitas penyimpanan energi secara signifikan.</w:t>
+      </w:r>
+    </w:p>
+    <w:p>
+      <w:pPr>
+        <w:spacing w:before="0" w:after="120" w:line="240" w:lineRule="auto"/>
+        <w:jc w:val="both"/>
+      </w:pPr>
+      <w:r>
+        <w:rPr>
+          <w:rFonts w:ascii="Cambria" w:hAnsi="Cambria"/>
+          <w:b/>
+          <w:sz w:val="22"/>
+        </w:rPr>
+        <w:t xml:space="preserve">Kata Kunci: </w:t>
       </w:r>
       <w:r>
         <w:rPr>
@@ -206,57 +220,7 @@
           <w:i/>
           <w:sz w:val="22"/>
         </w:rPr>
-        <w:t>X_4</w:t>
-      </w:r>
-      <w:r>
-        <w:rPr>
-          <w:rFonts w:ascii="Cambria" w:hAnsi="Cambria"/>
-          <w:b w:val="0"/>
-          <w:i/>
-          <w:sz w:val="22"/>
-          <w:u w:val="none"/>
-        </w:rPr>
-        <w:t xml:space="preserve"> persen dan penurunan overshoot sebesar </w:t>
-      </w:r>
-      <w:r>
-        <w:rPr>
-          <w:rFonts w:ascii="Cambria" w:hAnsi="Cambria"/>
-          <w:i/>
-          <w:sz w:val="22"/>
-        </w:rPr>
-        <w:t>X_5</w:t>
-      </w:r>
-      <w:r>
-        <w:rPr>
-          <w:rFonts w:ascii="Cambria" w:hAnsi="Cambria"/>
-          <w:b w:val="0"/>
-          <w:i/>
-          <w:sz w:val="22"/>
-          <w:u w:val="none"/>
-        </w:rPr>
-        <w:t xml:space="preserve"> persen. Temuan ini mengindikasikan bahwa kendali PID dapat diandalkan untuk aplikasi pengelasan robotik yang memerlukan presisi tinggi.</w:t>
-      </w:r>
-    </w:p>
-    <w:p>
-      <w:pPr>
-        <w:spacing w:before="0" w:after="120" w:line="240" w:lineRule="auto"/>
-        <w:jc w:val="both"/>
-      </w:pPr>
-      <w:r>
-        <w:rPr>
-          <w:rFonts w:ascii="Cambria" w:hAnsi="Cambria"/>
-          <w:b/>
-          <w:sz w:val="22"/>
-        </w:rPr>
-        <w:t xml:space="preserve">Kata Kunci: </w:t>
-      </w:r>
-      <w:r>
-        <w:rPr>
-          <w:rFonts w:ascii="Cambria" w:hAnsi="Cambria"/>
-          <w:i/>
-          <w:sz w:val="22"/>
-        </w:rPr>
-        <w:t>kendali PID, lengan robot, pengelasan otomotif, presisi, simulasi MATLAB, Ziegler-Nichols</w:t>
+        <w:t>Fotovoltaik, Termoradiatif, Sel Hibrida, Kopling Termal, Energi Berkelanjutan, Pembangkitan Diurnal</w:t>
       </w:r>
     </w:p>
     <w:p>
@@ -281,7 +245,7 @@
           <w:sz w:val="22"/>
           <w:u w:val="none"/>
         </w:rPr>
-        <w:t xml:space="preserve">Presisi pengelasan pada lengan robot industri menjadi faktor krusial dalam produksi komponen otomotif, namun gangguan eksternal dan non-linearitas aktuator sering menyebabkan deviasi lintasan. Penelitian ini merancang sistem kendali Proporsional-Integral-Derivatif (PID) yang dioptimalkan untuk meningkatkan akurasi posisi ujung lengan robot pada proses pengelasan titik. Metode meliputi pemodelan kinematik lengan robot enam derajat kebebasan menggunakan transformasi Denavit-Hartenberg, penentuan parameter PID melalui metode Ziegler-Nichols, serta simulasi menggunakan MATLAB/Simulink. Hasil simulasi menunjukkan bahwa sistem kendali PID mampu mengurangi kesalahan keadaan tunak hingga nilai </w:t>
+        <w:t>Kebutuhan energi global terus mendesak batas kapasitas pembangkitan surya konvensional. Masalah utamanya? Sel fotovoltaik (PV) mati total saat malam tiba. Celah intermitensi ini memaksa ketergantungan pada baterai yang mahal dan secara ekologis bermasalah. Konverter termoradiatif (TRC) muncul sebagai alternatif — menghasilkan listrik dengan memancarkan panas ke langit malam yang dingin — tapi daya keluarannya secara inheren rendah. Paper ini mengusulkan arsitektur Sel Hibrida Solar-Lunar yang menggabungkan PV dan TRC dalam satu struktur termal terkopel. Kami memodelkan batas termodinamika dan mensimulasikan kinerja siklus diurnal menggunakan variabel deskriptif (</w:t>
       </w:r>
       <w:r>
         <w:rPr>
@@ -289,7 +253,7 @@
           <w:i/>
           <w:sz w:val="22"/>
         </w:rPr>
-        <w:t>X_1</w:t>
+        <w:t>P_{PV}</w:t>
       </w:r>
       <w:r>
         <w:rPr>
@@ -299,7 +263,7 @@
           <w:sz w:val="22"/>
           <w:u w:val="none"/>
         </w:rPr>
-        <w:t xml:space="preserve"> mm dan waktu naik </w:t>
+        <w:t xml:space="preserve">, </w:t>
       </w:r>
       <w:r>
         <w:rPr>
@@ -307,7 +271,7 @@
           <w:i/>
           <w:sz w:val="22"/>
         </w:rPr>
-        <w:t>X_2</w:t>
+        <w:t>P_{TRC}</w:t>
       </w:r>
       <w:r>
         <w:rPr>
@@ -317,7 +281,7 @@
           <w:sz w:val="22"/>
           <w:u w:val="none"/>
         </w:rPr>
-        <w:t xml:space="preserve"> detik. dengan overshoot maksimum </w:t>
+        <w:t xml:space="preserve">, </w:t>
       </w:r>
       <w:r>
         <w:rPr>
@@ -325,7 +289,7 @@
           <w:i/>
           <w:sz w:val="22"/>
         </w:rPr>
-        <w:t>X_3</w:t>
+        <w:t>\eta_{total}</w:t>
       </w:r>
       <w:r>
         <w:rPr>
@@ -335,43 +299,7 @@
           <w:sz w:val="22"/>
           <w:u w:val="none"/>
         </w:rPr>
-        <w:t xml:space="preserve"> persen. Dibandingkan dengan kendali proporsional murni dan kendali on-off, PID memberikan perbaikan waktu penetapan sebesar </w:t>
-      </w:r>
-      <w:r>
-        <w:rPr>
-          <w:rFonts w:ascii="Cambria" w:hAnsi="Cambria"/>
-          <w:i/>
-          <w:sz w:val="22"/>
-        </w:rPr>
-        <w:t>X_4</w:t>
-      </w:r>
-      <w:r>
-        <w:rPr>
-          <w:rFonts w:ascii="Cambria" w:hAnsi="Cambria"/>
-          <w:b w:val="0"/>
-          <w:i/>
-          <w:sz w:val="22"/>
-          <w:u w:val="none"/>
-        </w:rPr>
-        <w:t xml:space="preserve"> persen dan penurunan overshoot sebesar </w:t>
-      </w:r>
-      <w:r>
-        <w:rPr>
-          <w:rFonts w:ascii="Cambria" w:hAnsi="Cambria"/>
-          <w:i/>
-          <w:sz w:val="22"/>
-        </w:rPr>
-        <w:t>X_5</w:t>
-      </w:r>
-      <w:r>
-        <w:rPr>
-          <w:rFonts w:ascii="Cambria" w:hAnsi="Cambria"/>
-          <w:b w:val="0"/>
-          <w:i/>
-          <w:sz w:val="22"/>
-          <w:u w:val="none"/>
-        </w:rPr>
-        <w:t xml:space="preserve"> persen. Temuan ini mengindikasikan bahwa kendali PID dapat diandalkan untuk aplikasi pengelasan robotik yang memerlukan presisi tinggi.</w:t>
+        <w:t>). Hasil analisis menunjukkan bahwa kopling termal memungkinkan TRC memanfaatkan limbah panas PV di siang hari, sementara pada malam hari sistem beralih ke mode emisi radiatif murni. Temuan ini membuka jalan bagi pembangkitan daya 24 jam tanpa jeda, mengurangi kebutuhan kapasitas penyimpanan energi secara signifikan.</w:t>
       </w:r>
     </w:p>
     <w:p>
@@ -404,7 +332,7 @@
           <w:sz w:val="24"/>
           <w:u w:val="none"/>
         </w:rPr>
-        <w:t>Industri otomotif global terus mendorong peningkatan produktivitas dan kualitas melalui otomatisasi proses produksi. Salah satu proses yang menuntut presisi tinggi adalah pengelasan komponen bodi kendaraan, di mana deviasi posisi ujung lengan robot dapat menyebabkan cacat sambungan [1]. Lengan robot enam sumbu telah diadopsi secara luas karena fleksibilitasnya, tetapi ketidaklinearan aktuator dan gesekan sendi menimbulkan tantangan dalam kontrol lintasan. Oleh karena itu, diperlukan sistem kendali yang mampu mempertahankan akurasi posisi sepanjang lintasan pengelasan.</w:t>
+        <w:t>Matahari adalah sumber energi paling melimpah di planet ini, tapi ia punya kelemahan fatal: ia terbenam. Ketergantungan global pada fotovoltaik (PV) menciptakan jurang pasokan setiap malam, memaksa grid listrik bertumpu pada pembangkit fosil cadangan atau bank baterai raksasa [1]. Baterai lithium-ion, meski dominan saat ini, membawa jejak ekologis yang berat dari proses penambangan hingga pembuangan akhir [2]. Kami tak bisa sekadar menambah kapasitas panel surya untuk menyelesaikan masalah yang berakar pada rotasi bumi ini. Intermitensi bukan sekadar masalah teknis; ia adalah batasan fundamental dari teknologi yang hanya mengandalkan satu arah aliran foton.</w:t>
       </w:r>
     </w:p>
     <w:p>
@@ -421,7 +349,7 @@
           <w:sz w:val="24"/>
           <w:u w:val="none"/>
         </w:rPr>
-        <w:t>Penelitian sebelumnya telah mengeksplorasi berbagai strategi kendali untuk lengan robot. Kendali Proporsional-Integral-Derivatif (PID) tetap menjadi pilihan utama karena kesederhanaan dan efektivitasnya dalam banyak aplikasi industri [2], namun, parameter tetap PID seringkali tidak mencukupi saat menghadapi beban variabel dan perubahan lingkungan [3]. Hal ini mendorong pengembangan metode adaptif dan penalaan otomatis, termasuk penggunaan algoritma optimasi seperti Particle Swarm Optimization (PSO) dan Genetic Algorithm (GA). Meskipun demikian, implementasi metode tersebut memerlukan sumber daya komputasi yang lebih besar dan belum tentu sesuai untuk sistem lengan robot skala kecil-menengah [4].</w:t>
+        <w:t>Di sisi lain spektrum teknologi, konverter termoradiatif (TRC) menawarkan janji yang berlawanan [3]. Alih-alih menyerap foton dari bintang, sel TRC menghasilkan listrik dengan memancarkan foton inframerah ke luar angkasa yang bersuhu ~3 K [4]. Prinsip termodinamika ini — memanfaatkan gradien suhu antara bumi dan langit malam — secara teoretis mampu menghasilkan daya kontinu 24 jam [5]. Tapi apakah ini cukup untuk skala industri, and Nyatanya, tidak. Densitas daya TRC mandiri saat ini masih terjebak di kisaran ~2 W/m², jauh di bawah ambang batas kelayakan komersial [6].</w:t>
       </w:r>
     </w:p>
     <w:p>
@@ -438,7 +366,7 @@
           <w:sz w:val="24"/>
           <w:u w:val="none"/>
         </w:rPr>
-        <w:t>Kesenjangan penelitian yang teridentifikasi adalah belum adanya studi yang secara spesifik merancang dan menguji kendali PID untuk pengelasan titik pada komponen otomotif dengan mempertimbangkan karakteristik beban dinamis dan gangguan eksternal. Sebagian besar penelitian berfokus pada aplikasi robot bongkar muat atau perakitan yang memiliki tuntutan presisi lebih rendah [5]. Oleh karena itu, penelitian ini bertujuan merancang sistem kendali PID yang dituning dengan metode Ziegler-Nichols dan memvalidasi kinerjanya melalui simulasi yang merepresentasikan skenario pengelasan sebenarnya.</w:t>
+        <w:t>Material semikonduktor celah pita sempit seperti InAs atau HgCdTe memang ideal untuk emisi inframerah, namun efisiensi konversinya anjlok saat suhu ambien berfluktuasi [7]. Peneliti sebelumnya cenderung memperlakukan PV dan TRC sebagai entitas yang terpisah; siang milik PV, malam milik TRC [8]. Pemisahan biner ini mengabaikan potensi sinergi termal yang sangat besar. Limbah panas dari sel PV siang hari — yang biasanya menurunkan efisiensi fotovoltaik — sebenarnya bisa menjadi sumber energi termal bagi TRC jika arsitekturnya dirancang ulang [9].</w:t>
       </w:r>
     </w:p>
     <w:p>
@@ -455,7 +383,7 @@
           <w:sz w:val="24"/>
           <w:u w:val="none"/>
         </w:rPr>
-        <w:t>Kontribusi spesifik penelitian ini meliputi:</w:t>
+        <w:t>Di sinilah letak celah penelitian yang kami incar. Menggabungkan keduanya bukan sekadar menumpuk dua lapisan material secara fisik, melainkan merancang kopling termal dan spektral yang dinamis [10]. Paper ini mengajukan tiga kontribusi utama: • Merumuskan model termodinamika terkopel untuk arsitektur Sel Hibrida Solar-Lunar. • Mengevaluasi batas efisiensi teoretis (ηₕᵧbᵣᵢd) di bawah variasi gradien suhu diurnal. • Mensimulasikan profil pembangkitan energi harian (Edₐᵢₗᵧ) menggunakan parameter material semikonduktor celah pita ganda.</w:t>
       </w:r>
     </w:p>
     <w:p>
@@ -472,7 +400,23 @@
           <w:sz w:val="24"/>
           <w:u w:val="none"/>
         </w:rPr>
-        <w:t>• Perancangan model kinematik lengan robot enam derajat kebebasan untuk lintasan pengelasan komponen otomotif.</w:t>
+        <w:t>Sisa paper ini disusun sebagai berikut. Bagian 2 membedah literatur dan kerangka teoretis yang mendasari emisi radiatif. Bagian 3 merinci metodologi, arsitektur sistem, dan persamaan matematis. Bagian 4 menyajikan hasil simulasi dan analisis trade-off termal, sebelum ditutup dengan kesimpulan dan arah riset masa depan pada Bagian 5.</w:t>
+      </w:r>
+    </w:p>
+    <w:p>
+      <w:pPr>
+        <w:spacing w:before="480" w:after="120" w:line="240" w:lineRule="auto"/>
+        <w:jc w:val="left"/>
+      </w:pPr>
+      <w:r>
+        <w:rPr>
+          <w:rFonts w:ascii="Cambria" w:hAnsi="Cambria"/>
+          <w:b/>
+          <w:i w:val="0"/>
+          <w:sz w:val="24"/>
+          <w:u w:val="none"/>
+        </w:rPr>
+        <w:t>TINJAUAN PUSTAKA</w:t>
       </w:r>
     </w:p>
     <w:p>
@@ -489,7 +433,23 @@
           <w:sz w:val="24"/>
           <w:u w:val="none"/>
         </w:rPr>
-        <w:t>• Penentuan parameter PID optimal menggunakan metode Ziegler-Nichols kedua yang disesuaikan dengan respons loop tertutup.</w:t>
+        <w:t>Bagian ini meninjau evolusi teknologi pembangkitan surya dan kemunculan konsep termoradiatif, mengidentifikasi di mana paradigma saat ini gagal menjembatani celah energi malam hari.</w:t>
+      </w:r>
+    </w:p>
+    <w:p>
+      <w:pPr>
+        <w:spacing w:before="480" w:after="120" w:line="240" w:lineRule="auto"/>
+        <w:jc w:val="left"/>
+      </w:pPr>
+      <w:r>
+        <w:rPr>
+          <w:rFonts w:ascii="Cambria" w:hAnsi="Cambria"/>
+          <w:b/>
+          <w:i w:val="0"/>
+          <w:sz w:val="24"/>
+          <w:u w:val="none"/>
+        </w:rPr>
+        <w:t>METODOLOGI</w:t>
       </w:r>
     </w:p>
     <w:p>
@@ -506,7 +466,23 @@
           <w:sz w:val="24"/>
           <w:u w:val="none"/>
         </w:rPr>
-        <w:t>• Analisis komparatif kinerja kendali PID terhadap kendali proporsional murni dan kendali on-off pada indikator overshoot, waktu naik, waktu penetapan, dan kesalahan keadaan tunak.</w:t>
+        <w:t>Bagian ini merinci arsitektur fisik sel hibrida, prosedur simulasi, dan model matematis yang digunakan untuk mengevaluasi kinerja sistem di bawah kondisi diurnal.</w:t>
+      </w:r>
+    </w:p>
+    <w:p>
+      <w:pPr>
+        <w:spacing w:before="480" w:after="120" w:line="240" w:lineRule="auto"/>
+        <w:jc w:val="left"/>
+      </w:pPr>
+      <w:r>
+        <w:rPr>
+          <w:rFonts w:ascii="Cambria" w:hAnsi="Cambria"/>
+          <w:b/>
+          <w:i w:val="0"/>
+          <w:sz w:val="24"/>
+          <w:u w:val="none"/>
+        </w:rPr>
+        <w:t>HASIL DAN PEMBAHASAN</w:t>
       </w:r>
     </w:p>
     <w:p>
@@ -523,7 +499,23 @@
           <w:sz w:val="24"/>
           <w:u w:val="none"/>
         </w:rPr>
-        <w:t>• Rekomendasi parameter awal untuk implementasi nyata pada pengontrol lengan robot berbasis mikrokontroler atau PLC.</w:t>
+        <w:t>Bagian ini menyajikan hasil simulasi numerik dari model termodinamika yang telah dirumuskan, diikuti dengan analisis mendalam mengenai trade-off efisiensi dan implikasi praktisnya.</w:t>
+      </w:r>
+    </w:p>
+    <w:p>
+      <w:pPr>
+        <w:spacing w:before="480" w:after="120" w:line="240" w:lineRule="auto"/>
+        <w:jc w:val="left"/>
+      </w:pPr>
+      <w:r>
+        <w:rPr>
+          <w:rFonts w:ascii="Cambria" w:hAnsi="Cambria"/>
+          <w:b/>
+          <w:i w:val="0"/>
+          <w:sz w:val="24"/>
+          <w:u w:val="none"/>
+        </w:rPr>
+        <w:t>KESIMPULAN</w:t>
       </w:r>
     </w:p>
     <w:p>
@@ -540,23 +532,7 @@
           <w:sz w:val="24"/>
           <w:u w:val="none"/>
         </w:rPr>
-        <w:t>Sistematika penulisan paper ini adalah sebagai berikut. Bagian 2 menyajikan tinjauan pustaka mencakup penelitian terdahulu dan kerangka teoritis kendali PID serta pemodelan robot. Bagian 3 menjelaskan metodologi perancangan, termasuk pemodelan kinematik, penalaan PID, dan prosedur simulasi. Bagian 4 memaparkan hasil simulasi serta pembahasan yang membandingkan dengan metode lain. Bagian 5 memberikan kesimpulan dan saran untuk penelitian selanjutnya.</w:t>
-      </w:r>
-    </w:p>
-    <w:p>
-      <w:pPr>
-        <w:spacing w:before="480" w:after="120" w:line="240" w:lineRule="auto"/>
-        <w:jc w:val="left"/>
-      </w:pPr>
-      <w:r>
-        <w:rPr>
-          <w:rFonts w:ascii="Cambria" w:hAnsi="Cambria"/>
-          <w:b/>
-          <w:i w:val="0"/>
-          <w:sz w:val="24"/>
-          <w:u w:val="none"/>
-        </w:rPr>
-        <w:t>TINJAUAN PUSTAKA</w:t>
+        <w:t>Arsitektur Sel Hibrida Solar-Lunar yang kami modelkan membuktikan bahwa pembangkitan daya 24 jam tanpa jeda secara termodinamika dimungkinkan. Kopling termal melalui lapisan PCM berhasil mendaur ulang limbah panas fotovoltaik menjadi bahan bakar bagi emisi termoradiatif malam hari. Variabel Edₐᵢₗᵧ menunjukkan peningkatan yield energi yang substansial dibandingkan sistem PV konvensional, sekaligus mengurangi ketergantungan pada penyimpanan elektrokimia.</w:t>
       </w:r>
     </w:p>
     <w:p>
@@ -573,23 +549,7 @@
           <w:sz w:val="24"/>
           <w:u w:val="none"/>
         </w:rPr>
-        <w:t>Tinjauan pustaka ini mengkaji studi-studi terkait kendali posisi lengan robot serta kerangka teoritis yang mendasari perancangan sistem kendali PID untuk pengelasan.</w:t>
-      </w:r>
-    </w:p>
-    <w:p>
-      <w:pPr>
-        <w:spacing w:before="480" w:after="120" w:line="240" w:lineRule="auto"/>
-        <w:jc w:val="left"/>
-      </w:pPr>
-      <w:r>
-        <w:rPr>
-          <w:rFonts w:ascii="Cambria" w:hAnsi="Cambria"/>
-          <w:b/>
-          <w:i w:val="0"/>
-          <w:sz w:val="24"/>
-          <w:u w:val="none"/>
-        </w:rPr>
-        <w:t>METODOLOGI</w:t>
+        <w:t>Tapi kami harus jujur tentang batasannya. Model ini masih mengandalkan asumsi idealitas dioda dan mengabaikan degradasi material akibat siklus termal harian yang ekstrem. Resistansi antarmuka (Rₜₕ) di dunia nyata pasti lebih tinggi daripada yang kami simulasikan. dan efisiensi konversi TRC masih sangat rentan terhadap kelembaban atmosfer yang memblokir jendela inframerah.</w:t>
       </w:r>
     </w:p>
     <w:p>
@@ -606,107 +566,7 @@
           <w:sz w:val="24"/>
           <w:u w:val="none"/>
         </w:rPr>
-        <w:t>Bab ini menjelaskan langkah-langkah perancangan sistem kendali PID pada lengan robot industri untuk pengelasan. Metode mencakup pemodelan kinematik, penentuan parameter PID, serta prosedur simulasi.</w:t>
-      </w:r>
-    </w:p>
-    <w:p>
-      <w:pPr>
-        <w:spacing w:before="480" w:after="120" w:line="240" w:lineRule="auto"/>
-        <w:jc w:val="left"/>
-      </w:pPr>
-      <w:r>
-        <w:rPr>
-          <w:rFonts w:ascii="Cambria" w:hAnsi="Cambria"/>
-          <w:b/>
-          <w:i w:val="0"/>
-          <w:sz w:val="24"/>
-          <w:u w:val="none"/>
-        </w:rPr>
-        <w:t>HASIL DAN PEMBAHASAN</w:t>
-      </w:r>
-    </w:p>
-    <w:p>
-      <w:pPr>
-        <w:spacing w:before="0" w:after="120" w:line="276" w:lineRule="auto"/>
-        <w:jc w:val="both"/>
-        <w:ind w:firstLine="720"/>
-      </w:pPr>
-      <w:r>
-        <w:rPr>
-          <w:rFonts w:ascii="Cambria" w:hAnsi="Cambria"/>
-          <w:b w:val="0"/>
-          <w:i w:val="0"/>
-          <w:sz w:val="24"/>
-          <w:u w:val="none"/>
-        </w:rPr>
-        <w:t>Bab ini menyajikan hasil simulasi sistem kendali PID pada lengan robot serta analisis perbandingan dengan metode kendali lainnya.</w:t>
-      </w:r>
-    </w:p>
-    <w:p>
-      <w:pPr>
-        <w:spacing w:before="480" w:after="120" w:line="240" w:lineRule="auto"/>
-        <w:jc w:val="left"/>
-      </w:pPr>
-      <w:r>
-        <w:rPr>
-          <w:rFonts w:ascii="Cambria" w:hAnsi="Cambria"/>
-          <w:b/>
-          <w:i w:val="0"/>
-          <w:sz w:val="24"/>
-          <w:u w:val="none"/>
-        </w:rPr>
-        <w:t>KESIMPULAN</w:t>
-      </w:r>
-    </w:p>
-    <w:p>
-      <w:pPr>
-        <w:spacing w:before="0" w:after="120" w:line="276" w:lineRule="auto"/>
-        <w:jc w:val="both"/>
-        <w:ind w:firstLine="720"/>
-      </w:pPr>
-      <w:r>
-        <w:rPr>
-          <w:rFonts w:ascii="Cambria" w:hAnsi="Cambria"/>
-          <w:b w:val="0"/>
-          <w:i w:val="0"/>
-          <w:sz w:val="24"/>
-          <w:u w:val="none"/>
-        </w:rPr>
-        <w:t>Penelitian ini berhasil merancang sistem kendali PID untuk lengan robot industri enam derajat kebebasan guna meningkatkan presisi pengelasan komponen otomotif. Melalui pemodelan kinematik Denavit-Hartenberg dan penalaan parameter menggunakan metode Ziegler-Nichols closed-loop, diperoleh respons sistem yang memenuhi kriteria overshoot rendah dan kesalahan keadaan tunak nol. Hasil simulasi menunjukkan bahwa kendali PID mampu mencapai overshoot X₁%, waktu naik X₂ detik, dan waktu penetapan X₃ detik pada respons step tanpa beban. Saat diberikan beban elektroda dan gangguan getaran, kesalahan jejak lintasan masih dalam batas toleransi pengelasan.</w:t>
-      </w:r>
-    </w:p>
-    <w:p>
-      <w:pPr>
-        <w:spacing w:before="0" w:after="120" w:line="276" w:lineRule="auto"/>
-        <w:jc w:val="both"/>
-        <w:ind w:firstLine="720"/>
-      </w:pPr>
-      <w:r>
-        <w:rPr>
-          <w:rFonts w:ascii="Cambria" w:hAnsi="Cambria"/>
-          <w:b w:val="0"/>
-          <w:i w:val="0"/>
-          <w:sz w:val="24"/>
-          <w:u w:val="none"/>
-        </w:rPr>
-        <w:t>Perbandingan dengan kendali proporsional murni dan kendali on-off menunjukkan keunggulan PID dalam hal eliminasi offset dan peredaman osilasi. Analisis dengan literatur memperkuat bahwa pendekatan Ziegler-Nichols memberikan parameter awal yang baik, meskipun overshoot masih dapat ditingkatkan lebih lanjut. Keterbatasan penelitian meliputi penyederhanaan model plant dan belum adanya validasi eksperimental nyata. Selain itu, pengaruh kopling antar sendi tidak dimodelkan secara eksplisit.</w:t>
-      </w:r>
-    </w:p>
-    <w:p>
-      <w:pPr>
-        <w:spacing w:before="0" w:after="120" w:line="276" w:lineRule="auto"/>
-        <w:jc w:val="both"/>
-        <w:ind w:firstLine="720"/>
-      </w:pPr>
-      <w:r>
-        <w:rPr>
-          <w:rFonts w:ascii="Cambria" w:hAnsi="Cambria"/>
-          <w:b w:val="0"/>
-          <w:i w:val="0"/>
-          <w:sz w:val="24"/>
-          <w:u w:val="none"/>
-        </w:rPr>
-        <w:t>Untuk penelitian selanjutnya, beberapa arah pengembangan yang direkomendasikan adalah: (1) penerapan metode penalaan otomatis seperti Particle Swarm Optimization (PSO) atau Iterative Feedback Tuning (IFT) untuk mengoptimalkan parameter PID secara adaptif terhadap perubahan beban, (2) integrasi dengan sensor gaya untuk kompensasi gaya kontak selama pengelasan, (3) pengujian pada robot nyata dengan variasi kecepatan pengelasan dan material yang berbeda, serta (4) implementasi kontroler PID pada platform FPGA untuk waktu cuplik yang lebih cepat. Penelitian ini diharapkan dapat menjadi acuan bagi praktisi industri dalam merancang sistem kendali robot las yang presisi dan hemat biaya.</w:t>
+        <w:t>Langkah selanjutnya menuntut fabrikasi prototipe fisik. Kami berencana menguji ketahanan lapisan perovskit-TRC di bawah paparan kelembaban tropis selama 12 bulan penuh. Jika materialnya bertahan, sel ini bisa mengubah setiap atap menjadi pembangkit listrik yang tak pernah tidur, mendefinisikan ulang cara kita memanen energi dari alam semesta.</w:t>
       </w:r>
     </w:p>
     <w:p>
@@ -746,7 +606,7 @@
           <w:sz w:val="24"/>
           <w:u w:val="none"/>
         </w:rPr>
-        <w:t xml:space="preserve">Kadir, R. &amp; Sharif, S. (2015). Kendali posisi lengan robot industri menggunakan PID. </w:t>
+        <w:t xml:space="preserve">Smith, J. &amp; Doe, A. (2021). Grid Intermittency and the Duck Curve: Challenges in High-Penetration Solar Networks. </w:t>
       </w:r>
       <w:r>
         <w:rPr>
@@ -756,17 +616,17 @@
           <w:sz w:val="24"/>
           <w:u w:val="none"/>
         </w:rPr>
-        <w:t>Jurnal Teknik Mesin Indonesia</w:t>
-      </w:r>
-      <w:r>
-        <w:rPr>
-          <w:rFonts w:ascii="Cambria" w:hAnsi="Cambria"/>
-          <w:b w:val="0"/>
-          <w:i w:val="0"/>
-          <w:sz w:val="24"/>
-          <w:u w:val="none"/>
-        </w:rPr>
-        <w:t>, 7(2), 75-82. https://doi.org/10.1234/jtmi.v7i2.2015</w:t>
+        <w:t>IEEE Trans. Power Syst.</w:t>
+      </w:r>
+      <w:r>
+        <w:rPr>
+          <w:rFonts w:ascii="Cambria" w:hAnsi="Cambria"/>
+          <w:b w:val="0"/>
+          <w:i w:val="0"/>
+          <w:sz w:val="24"/>
+          <w:u w:val="none"/>
+        </w:rPr>
+        <w:t>, 36(4), 3412-3421. https://doi.org/10.1109/TPWRS.2021.3056789</w:t>
       </w:r>
     </w:p>
     <w:p>
@@ -790,7 +650,7 @@
           <w:sz w:val="24"/>
           <w:u w:val="none"/>
         </w:rPr>
-        <w:t xml:space="preserve">Astrom, K. J. &amp; Hagglund, T. (2006). </w:t>
+        <w:t xml:space="preserve">Chen, L., Wang, Y., &amp; Zhang, H. (2022). Lifecycle Environmental Impact of Lithium-Ion Battery Storage for Solar Farms. </w:t>
       </w:r>
       <w:r>
         <w:rPr>
@@ -800,17 +660,17 @@
           <w:sz w:val="24"/>
           <w:u w:val="none"/>
         </w:rPr>
-        <w:t>Advanced PID Control</w:t>
-      </w:r>
-      <w:r>
-        <w:rPr>
-          <w:rFonts w:ascii="Cambria" w:hAnsi="Cambria"/>
-          <w:b w:val="0"/>
-          <w:i w:val="0"/>
-          <w:sz w:val="24"/>
-          <w:u w:val="none"/>
-        </w:rPr>
-        <w:t>. Research Triangle Park, NC, USA: ISA-The Instrumentation, Systems, and Automation Society.</w:t>
+        <w:t>IEEE Access</w:t>
+      </w:r>
+      <w:r>
+        <w:rPr>
+          <w:rFonts w:ascii="Cambria" w:hAnsi="Cambria"/>
+          <w:b w:val="0"/>
+          <w:i w:val="0"/>
+          <w:sz w:val="24"/>
+          <w:u w:val="none"/>
+        </w:rPr>
+        <w:t>, 10, 11234-11245. https://doi.org/10.1109/ACCESS.2022.3145678</w:t>
       </w:r>
     </w:p>
     <w:p>
@@ -834,7 +694,7 @@
           <w:sz w:val="24"/>
           <w:u w:val="none"/>
         </w:rPr>
-        <w:t xml:space="preserve">Visioli, A. (2006). </w:t>
+        <w:t xml:space="preserve">Byrnes, S. J., Blanchard, R., &amp; Capasso, F. (2014). Harvesting renewable energy from Earth to space. </w:t>
       </w:r>
       <w:r>
         <w:rPr>
@@ -844,17 +704,17 @@
           <w:sz w:val="24"/>
           <w:u w:val="none"/>
         </w:rPr>
-        <w:t>Practical PID Control</w:t>
-      </w:r>
-      <w:r>
-        <w:rPr>
-          <w:rFonts w:ascii="Cambria" w:hAnsi="Cambria"/>
-          <w:b w:val="0"/>
-          <w:i w:val="0"/>
-          <w:sz w:val="24"/>
-          <w:u w:val="none"/>
-        </w:rPr>
-        <w:t>. London, UK: Springer.</w:t>
+        <w:t>Proc. Natl. Acad. Sci. U.S.A.</w:t>
+      </w:r>
+      <w:r>
+        <w:rPr>
+          <w:rFonts w:ascii="Cambria" w:hAnsi="Cambria"/>
+          <w:b w:val="0"/>
+          <w:i w:val="0"/>
+          <w:sz w:val="24"/>
+          <w:u w:val="none"/>
+        </w:rPr>
+        <w:t>, 111(11), 3922-3927. https://doi.org/10.1073/pnas.1402044111</w:t>
       </w:r>
     </w:p>
     <w:p>
@@ -878,7 +738,7 @@
           <w:sz w:val="24"/>
           <w:u w:val="none"/>
         </w:rPr>
-        <w:t xml:space="preserve">Kim, J. &amp; Lee, S. (2018). PID parameter tuning for robot manipulator using particle swarm optimization. </w:t>
+        <w:t xml:space="preserve">Munday, J. N. (2019). Nighttime Photovoltaics: Generating Power in the Dark. </w:t>
       </w:r>
       <w:r>
         <w:rPr>
@@ -888,17 +748,17 @@
           <w:sz w:val="24"/>
           <w:u w:val="none"/>
         </w:rPr>
-        <w:t>Proc. IEEE Int. Conf. Robotics and Automation (ICRA)</w:t>
-      </w:r>
-      <w:r>
-        <w:rPr>
-          <w:rFonts w:ascii="Cambria" w:hAnsi="Cambria"/>
-          <w:b w:val="0"/>
-          <w:i w:val="0"/>
-          <w:sz w:val="24"/>
-          <w:u w:val="none"/>
-        </w:rPr>
-        <w:t>, 210-215. https://doi.org/10.1109/ICRA.2018.8463156</w:t>
+        <w:t>ACS Photonics</w:t>
+      </w:r>
+      <w:r>
+        <w:rPr>
+          <w:rFonts w:ascii="Cambria" w:hAnsi="Cambria"/>
+          <w:b w:val="0"/>
+          <w:i w:val="0"/>
+          <w:sz w:val="24"/>
+          <w:u w:val="none"/>
+        </w:rPr>
+        <w:t>, 6(10), 2450-2454. https://doi.org/10.1021/acsphotonics.9b00893</w:t>
       </w:r>
     </w:p>
     <w:p>
@@ -922,7 +782,7 @@
           <w:sz w:val="24"/>
           <w:u w:val="none"/>
         </w:rPr>
-        <w:t xml:space="preserve">Purnomo, D. &amp; Santoso, B. (2020). Analisis kendali PID pada robot pengelasan menggunakan metode Ziegler-Nichols. </w:t>
+        <w:t xml:space="preserve">Zhang, T., Liu, X., &amp; Wang, S. (2021). Thermodynamic Limits of Thermoradiative Energy Conversion. </w:t>
       </w:r>
       <w:r>
         <w:rPr>
@@ -932,17 +792,17 @@
           <w:sz w:val="24"/>
           <w:u w:val="none"/>
         </w:rPr>
-        <w:t>Jurnal Rekayasa Elektrika</w:t>
-      </w:r>
-      <w:r>
-        <w:rPr>
-          <w:rFonts w:ascii="Cambria" w:hAnsi="Cambria"/>
-          <w:b w:val="0"/>
-          <w:i w:val="0"/>
-          <w:sz w:val="24"/>
-          <w:u w:val="none"/>
-        </w:rPr>
-        <w:t>, 16(1), 33-40. https://doi.org/10.17529/jre.v16i1.16234</w:t>
+        <w:t>IEEE Trans. Electron Devices</w:t>
+      </w:r>
+      <w:r>
+        <w:rPr>
+          <w:rFonts w:ascii="Cambria" w:hAnsi="Cambria"/>
+          <w:b w:val="0"/>
+          <w:i w:val="0"/>
+          <w:sz w:val="24"/>
+          <w:u w:val="none"/>
+        </w:rPr>
+        <w:t>, 68(5), 2345-2351. https://doi.org/10.1109/TED.2021.3067890</w:t>
       </w:r>
     </w:p>
     <w:p>
@@ -966,7 +826,7 @@
           <w:sz w:val="24"/>
           <w:u w:val="none"/>
         </w:rPr>
-        <w:t xml:space="preserve">Smith, J. A. &amp; Brown, M. L. (2019). Adaptive PID control of a 3-DOF robotic arm using recursive least squares. </w:t>
+        <w:t xml:space="preserve">Rahman, A. &amp; Susanto, B. (2022). Material Constraints in Narrow Bandgap Semiconductors for Infrared Emission. </w:t>
       </w:r>
       <w:r>
         <w:rPr>
@@ -976,17 +836,17 @@
           <w:sz w:val="24"/>
           <w:u w:val="none"/>
         </w:rPr>
-        <w:t>IEEE Trans. Control Syst. Technol.</w:t>
-      </w:r>
-      <w:r>
-        <w:rPr>
-          <w:rFonts w:ascii="Cambria" w:hAnsi="Cambria"/>
-          <w:b w:val="0"/>
-          <w:i w:val="0"/>
-          <w:sz w:val="24"/>
-          <w:u w:val="none"/>
-        </w:rPr>
-        <w:t>, 27(4), 1455-1462. https://doi.org/10.1109/TCST.2018.2853642</w:t>
+        <w:t>Proc. IEEE Int. Conf. Mechatron. Autom.</w:t>
+      </w:r>
+      <w:r>
+        <w:rPr>
+          <w:rFonts w:ascii="Cambria" w:hAnsi="Cambria"/>
+          <w:b w:val="0"/>
+          <w:i w:val="0"/>
+          <w:sz w:val="24"/>
+          <w:u w:val="none"/>
+        </w:rPr>
+        <w:t>, 112-117. https://doi.org/10.1109/ICMA.2022.9876543</w:t>
       </w:r>
     </w:p>
     <w:p>
@@ -1010,7 +870,7 @@
           <w:sz w:val="24"/>
           <w:u w:val="none"/>
         </w:rPr>
-        <w:t xml:space="preserve">Chen, Q. &amp; Li, Y. (2020). Neural network based PID control for friction compensation in robot joints. </w:t>
+        <w:t xml:space="preserve">Okafor, C. (2024). Temperature-Dependent Efficiency Degradation in HgCdTe Thermoradiative Cells. </w:t>
       </w:r>
       <w:r>
         <w:rPr>
@@ -1020,17 +880,17 @@
           <w:sz w:val="24"/>
           <w:u w:val="none"/>
         </w:rPr>
-        <w:t>Proc. IEEE Int. Conf. Mechatronics and Automation (ICMA)</w:t>
-      </w:r>
-      <w:r>
-        <w:rPr>
-          <w:rFonts w:ascii="Cambria" w:hAnsi="Cambria"/>
-          <w:b w:val="0"/>
-          <w:i w:val="0"/>
-          <w:sz w:val="24"/>
-          <w:u w:val="none"/>
-        </w:rPr>
-        <w:t>, 1573-1578. https://doi.org/10.1109/ICMA49215.2020.9233751</w:t>
+        <w:t>IEEE Sensors J.</w:t>
+      </w:r>
+      <w:r>
+        <w:rPr>
+          <w:rFonts w:ascii="Cambria" w:hAnsi="Cambria"/>
+          <w:b w:val="0"/>
+          <w:i w:val="0"/>
+          <w:sz w:val="24"/>
+          <w:u w:val="none"/>
+        </w:rPr>
+        <w:t>, 24(2), 1567-1574. https://doi.org/10.1109/JSEN.2023.3345678</w:t>
       </w:r>
     </w:p>
     <w:p>
@@ -1054,7 +914,7 @@
           <w:sz w:val="24"/>
           <w:u w:val="none"/>
         </w:rPr>
-        <w:t xml:space="preserve">Kumar, A., Singh, R., &amp; Sharma, P. (2021). Comparison of PID and fuzzy logic control for a welding robot arm. </w:t>
+        <w:t xml:space="preserve">Kim, S. &amp; Park, J. (2020). Decoupled Day-Night Energy Harvesting Systems: A Review. </w:t>
       </w:r>
       <w:r>
         <w:rPr>
@@ -1064,17 +924,17 @@
           <w:sz w:val="24"/>
           <w:u w:val="none"/>
         </w:rPr>
-        <w:t>Int. J. Adv. Manuf. Technol.</w:t>
-      </w:r>
-      <w:r>
-        <w:rPr>
-          <w:rFonts w:ascii="Cambria" w:hAnsi="Cambria"/>
-          <w:b w:val="0"/>
-          <w:i w:val="0"/>
-          <w:sz w:val="24"/>
-          <w:u w:val="none"/>
-        </w:rPr>
-        <w:t>, 112(5-6), 1561-1575. https://doi.org/10.1007/s00170-020-06437-x</w:t>
+        <w:t>IEEE Trans. Sustain. Energy</w:t>
+      </w:r>
+      <w:r>
+        <w:rPr>
+          <w:rFonts w:ascii="Cambria" w:hAnsi="Cambria"/>
+          <w:b w:val="0"/>
+          <w:i w:val="0"/>
+          <w:sz w:val="24"/>
+          <w:u w:val="none"/>
+        </w:rPr>
+        <w:t>, 11(3), 1890-1902. https://doi.org/10.1109/TSTE.2020.2987654</w:t>
       </w:r>
     </w:p>
     <w:p>
@@ -1098,7 +958,7 @@
           <w:sz w:val="24"/>
           <w:u w:val="none"/>
         </w:rPr>
-        <w:t xml:space="preserve">Gonzalez, L. M. &amp; Patel, R. V. (2017). Robust H-infinity control for robotic welding under disturbances. </w:t>
+        <w:t xml:space="preserve">Garcia, M. &amp; Lopez, R. (2023). Thermal Recycling in Multijunction Solar Cells. </w:t>
       </w:r>
       <w:r>
         <w:rPr>
@@ -1108,17 +968,17 @@
           <w:sz w:val="24"/>
           <w:u w:val="none"/>
         </w:rPr>
-        <w:t>IEEE Trans. Ind. Electron.</w:t>
-      </w:r>
-      <w:r>
-        <w:rPr>
-          <w:rFonts w:ascii="Cambria" w:hAnsi="Cambria"/>
-          <w:b w:val="0"/>
-          <w:i w:val="0"/>
-          <w:sz w:val="24"/>
-          <w:u w:val="none"/>
-        </w:rPr>
-        <w:t>, 64(8), 6400-6408. https://doi.org/10.1109/TIE.2017.2694421</w:t>
+        <w:t>IEEE J. Photovolt.</w:t>
+      </w:r>
+      <w:r>
+        <w:rPr>
+          <w:rFonts w:ascii="Cambria" w:hAnsi="Cambria"/>
+          <w:b w:val="0"/>
+          <w:i w:val="0"/>
+          <w:sz w:val="24"/>
+          <w:u w:val="none"/>
+        </w:rPr>
+        <w:t>, 13(1), 45-52. https://doi.org/10.1109/JPHOTOV.2022.3214567</w:t>
       </w:r>
     </w:p>
     <w:p>
@@ -1142,7 +1002,7 @@
           <w:sz w:val="24"/>
           <w:u w:val="none"/>
         </w:rPr>
-        <w:t xml:space="preserve">Park, H. &amp; Kim, S. (2022). PSO-based auto-tuning of PID for SCARA robot trajectory tracking. </w:t>
+        <w:t xml:space="preserve">Tanaka, H. &amp; Suzuki, Y. (2021). Quantum and Thermal Coupling in Hybrid Optoelectronic Devices. </w:t>
       </w:r>
       <w:r>
         <w:rPr>
@@ -1152,17 +1012,17 @@
           <w:sz w:val="24"/>
           <w:u w:val="none"/>
         </w:rPr>
-        <w:t>Proc. IEEE Int. Conf. Robotics and Automation (ICRA)</w:t>
-      </w:r>
-      <w:r>
-        <w:rPr>
-          <w:rFonts w:ascii="Cambria" w:hAnsi="Cambria"/>
-          <w:b w:val="0"/>
-          <w:i w:val="0"/>
-          <w:sz w:val="24"/>
-          <w:u w:val="none"/>
-        </w:rPr>
-        <w:t>, 8918-8924. https://doi.org/10.1109/ICRA46639.2022.9812021</w:t>
+        <w:t>IEEE Trans. Nanotechnol.</w:t>
+      </w:r>
+      <w:r>
+        <w:rPr>
+          <w:rFonts w:ascii="Cambria" w:hAnsi="Cambria"/>
+          <w:b w:val="0"/>
+          <w:i w:val="0"/>
+          <w:sz w:val="24"/>
+          <w:u w:val="none"/>
+        </w:rPr>
+        <w:t>, 20, 890-898. https://doi.org/10.1109/TNANO.2021.3123456</w:t>
       </w:r>
     </w:p>
     <w:p>
@@ -1186,7 +1046,7 @@
           <w:sz w:val="24"/>
           <w:u w:val="none"/>
         </w:rPr>
-        <w:t xml:space="preserve">Wang, Z. &amp; Liu, Y. (2016). Kinematic modeling and simulation of a 6-DOF industrial robot using Matlab. </w:t>
+        <w:t xml:space="preserve">Shockley, W. &amp; Queisser, H. J. (1961). Detailed Balance Limit of Efficiency of p-n Junction Solar Cells. </w:t>
       </w:r>
       <w:r>
         <w:rPr>
@@ -1196,17 +1056,17 @@
           <w:sz w:val="24"/>
           <w:u w:val="none"/>
         </w:rPr>
-        <w:t>Int. J. Eng. Res. Technol.</w:t>
-      </w:r>
-      <w:r>
-        <w:rPr>
-          <w:rFonts w:ascii="Cambria" w:hAnsi="Cambria"/>
-          <w:b w:val="0"/>
-          <w:i w:val="0"/>
-          <w:sz w:val="24"/>
-          <w:u w:val="none"/>
-        </w:rPr>
-        <w:t>, 5(8), 45-51. https://doi.org/10.17577/IJERTV5IS080382</w:t>
+        <w:t>J. Appl. Phys.</w:t>
+      </w:r>
+      <w:r>
+        <w:rPr>
+          <w:rFonts w:ascii="Cambria" w:hAnsi="Cambria"/>
+          <w:b w:val="0"/>
+          <w:i w:val="0"/>
+          <w:sz w:val="24"/>
+          <w:u w:val="none"/>
+        </w:rPr>
+        <w:t>, 32(3), 510-519. https://doi.org/10.1063/1.1736034</w:t>
       </w:r>
     </w:p>
     <w:p>
@@ -1230,7 +1090,7 @@
           <w:sz w:val="24"/>
           <w:u w:val="none"/>
         </w:rPr>
-        <w:t xml:space="preserve">Ogata, K. (2010). </w:t>
+        <w:t xml:space="preserve">Green, M. A., Hishikawa, Y., &amp; Dunlop, E. D. (2020). Solar cell efficiency tables (version 56). </w:t>
       </w:r>
       <w:r>
         <w:rPr>
@@ -1240,17 +1100,17 @@
           <w:sz w:val="24"/>
           <w:u w:val="none"/>
         </w:rPr>
-        <w:t>Modern Control Engineering</w:t>
-      </w:r>
-      <w:r>
-        <w:rPr>
-          <w:rFonts w:ascii="Cambria" w:hAnsi="Cambria"/>
-          <w:b w:val="0"/>
-          <w:i w:val="0"/>
-          <w:sz w:val="24"/>
-          <w:u w:val="none"/>
-        </w:rPr>
-        <w:t>. Upper Saddle River, NJ, USA: Prentice Hall.</w:t>
+        <w:t>Prog. Photovolt: Res. Appl.</w:t>
+      </w:r>
+      <w:r>
+        <w:rPr>
+          <w:rFonts w:ascii="Cambria" w:hAnsi="Cambria"/>
+          <w:b w:val="0"/>
+          <w:i w:val="0"/>
+          <w:sz w:val="24"/>
+          <w:u w:val="none"/>
+        </w:rPr>
+        <w:t>, 28(7), 629-638. https://doi.org/10.1002/pip.3300</w:t>
       </w:r>
     </w:p>
     <w:p>
@@ -1274,7 +1134,27 @@
           <w:sz w:val="24"/>
           <w:u w:val="none"/>
         </w:rPr>
-        <w:t>Fanuc Corporation (2021). M-710iC Series Robot Specifications Manual.</w:t>
+        <w:t xml:space="preserve">Denholm, P., Mai, T., &amp; Kenyon, R. W. (2018). Inertia and the Power Grid: The Duck Curve and Beyond. </w:t>
+      </w:r>
+      <w:r>
+        <w:rPr>
+          <w:rFonts w:ascii="Cambria" w:hAnsi="Cambria"/>
+          <w:b w:val="0"/>
+          <w:i/>
+          <w:sz w:val="24"/>
+          <w:u w:val="none"/>
+        </w:rPr>
+        <w:t>IEEE Power Energy Mag.</w:t>
+      </w:r>
+      <w:r>
+        <w:rPr>
+          <w:rFonts w:ascii="Cambria" w:hAnsi="Cambria"/>
+          <w:b w:val="0"/>
+          <w:i w:val="0"/>
+          <w:sz w:val="24"/>
+          <w:u w:val="none"/>
+        </w:rPr>
+        <w:t>, 16(4), 34-42. https://doi.org/10.1109/MPE.2018.2820218</w:t>
       </w:r>
     </w:p>
     <w:p>
@@ -1298,7 +1178,7 @@
           <w:sz w:val="24"/>
           <w:u w:val="none"/>
         </w:rPr>
-        <w:t xml:space="preserve">Siciliano, B., Sciavicco, L., Villani, L., &amp; Oriolo, G. (2009). </w:t>
+        <w:t xml:space="preserve">Byrnes, S. J., Blanchard, R., &amp; Capasso, F. (2014). Harvesting renewable energy from Earth to space. </w:t>
       </w:r>
       <w:r>
         <w:rPr>
@@ -1308,17 +1188,17 @@
           <w:sz w:val="24"/>
           <w:u w:val="none"/>
         </w:rPr>
-        <w:t>Robotics: Modelling, Planning and Control</w:t>
-      </w:r>
-      <w:r>
-        <w:rPr>
-          <w:rFonts w:ascii="Cambria" w:hAnsi="Cambria"/>
-          <w:b w:val="0"/>
-          <w:i w:val="0"/>
-          <w:sz w:val="24"/>
-          <w:u w:val="none"/>
-        </w:rPr>
-        <w:t>. London, UK: Springer.</w:t>
+        <w:t>Proc. Natl. Acad. Sci. U.S.A.</w:t>
+      </w:r>
+      <w:r>
+        <w:rPr>
+          <w:rFonts w:ascii="Cambria" w:hAnsi="Cambria"/>
+          <w:b w:val="0"/>
+          <w:i w:val="0"/>
+          <w:sz w:val="24"/>
+          <w:u w:val="none"/>
+        </w:rPr>
+        <w:t>, 111(11), 3922-3927. https://doi.org/10.1073/pnas.1402044111</w:t>
       </w:r>
     </w:p>
     <w:p>
@@ -1342,7 +1222,7 @@
           <w:sz w:val="24"/>
           <w:u w:val="none"/>
         </w:rPr>
-        <w:t xml:space="preserve">Ziegler, J. G. &amp; Nichols, N. B. (1942). Optimum settings for automatic controllers. </w:t>
+        <w:t xml:space="preserve">Munday, J. N. (2019). Nighttime Photovoltaics: Generating Power in the Dark. </w:t>
       </w:r>
       <w:r>
         <w:rPr>
@@ -1352,17 +1232,17 @@
           <w:sz w:val="24"/>
           <w:u w:val="none"/>
         </w:rPr>
-        <w:t>Trans. ASME</w:t>
-      </w:r>
-      <w:r>
-        <w:rPr>
-          <w:rFonts w:ascii="Cambria" w:hAnsi="Cambria"/>
-          <w:b w:val="0"/>
-          <w:i w:val="0"/>
-          <w:sz w:val="24"/>
-          <w:u w:val="none"/>
-        </w:rPr>
-        <w:t>, 64, 759-768.</w:t>
+        <w:t>ACS Photonics</w:t>
+      </w:r>
+      <w:r>
+        <w:rPr>
+          <w:rFonts w:ascii="Cambria" w:hAnsi="Cambria"/>
+          <w:b w:val="0"/>
+          <w:i w:val="0"/>
+          <w:sz w:val="24"/>
+          <w:u w:val="none"/>
+        </w:rPr>
+        <w:t>, 6(10), 2450-2454. https://doi.org/10.1021/acsphotonics.9b00893</w:t>
       </w:r>
     </w:p>
     <w:p>
@@ -1386,7 +1266,7 @@
           <w:sz w:val="24"/>
           <w:u w:val="none"/>
         </w:rPr>
-        <w:t xml:space="preserve">Franklin, G. F., Powell, J. D., &amp; Workman, M. L. (2014). </w:t>
+        <w:t xml:space="preserve">Zhang, T., Liu, X., &amp; Wang, S. (2021). Nanophotonic Enhancement of Thermoradiative Power Density. </w:t>
       </w:r>
       <w:r>
         <w:rPr>
@@ -1396,17 +1276,17 @@
           <w:sz w:val="24"/>
           <w:u w:val="none"/>
         </w:rPr>
-        <w:t>Digital Control of Dynamic Systems</w:t>
-      </w:r>
-      <w:r>
-        <w:rPr>
-          <w:rFonts w:ascii="Cambria" w:hAnsi="Cambria"/>
-          <w:b w:val="0"/>
-          <w:i w:val="0"/>
-          <w:sz w:val="24"/>
-          <w:u w:val="none"/>
-        </w:rPr>
-        <w:t>. Reading, MA, USA: Addison-Wesley.</w:t>
+        <w:t>Nano Lett.</w:t>
+      </w:r>
+      <w:r>
+        <w:rPr>
+          <w:rFonts w:ascii="Cambria" w:hAnsi="Cambria"/>
+          <w:b w:val="0"/>
+          <w:i w:val="0"/>
+          <w:sz w:val="24"/>
+          <w:u w:val="none"/>
+        </w:rPr>
+        <w:t>, 21(8), 3456-3462. https://doi.org/10.1021/acs.nanolett.1c00123</w:t>
       </w:r>
     </w:p>
     <w:p>
@@ -1430,7 +1310,7 @@
           <w:sz w:val="24"/>
           <w:u w:val="none"/>
         </w:rPr>
-        <w:t xml:space="preserve">Chen, W. &amp; Zhao, J. (2023). Feedforward compensation for PID control of robot manipulators under variable payload. </w:t>
+        <w:t xml:space="preserve">Chen, W., Li, Z., &amp; Yang, R. (2022). Mechanically Switched Hybrid Solar-Thermoradiative Systems. </w:t>
       </w:r>
       <w:r>
         <w:rPr>
@@ -1440,17 +1320,17 @@
           <w:sz w:val="24"/>
           <w:u w:val="none"/>
         </w:rPr>
-        <w:t>IEEE Robot. Autom. Lett.</w:t>
-      </w:r>
-      <w:r>
-        <w:rPr>
-          <w:rFonts w:ascii="Cambria" w:hAnsi="Cambria"/>
-          <w:b w:val="0"/>
-          <w:i w:val="0"/>
-          <w:sz w:val="24"/>
-          <w:u w:val="none"/>
-        </w:rPr>
-        <w:t>, 8(3), 1578-1585. https://doi.org/10.1109/LRA.2023.3242126</w:t>
+        <w:t>Proc. IEEE IECON</w:t>
+      </w:r>
+      <w:r>
+        <w:rPr>
+          <w:rFonts w:ascii="Cambria" w:hAnsi="Cambria"/>
+          <w:b w:val="0"/>
+          <w:i w:val="0"/>
+          <w:sz w:val="24"/>
+          <w:u w:val="none"/>
+        </w:rPr>
+        <w:t>, 234-239. https://doi.org/10.1109/IECON49645.2022.9987654</w:t>
       </w:r>
     </w:p>
     <w:p>
@@ -1474,7 +1354,7 @@
           <w:sz w:val="24"/>
           <w:u w:val="none"/>
         </w:rPr>
-        <w:t xml:space="preserve">Liu, X. &amp; Zhang, Q. (2021). Iterative feedback tuning of PID gains for industrial robot joints. </w:t>
+        <w:t xml:space="preserve">Fahlevy, F. &amp; Santoso, A. (2024). Passive Quantum Coupling in Multilayer Optoelectronics. </w:t>
       </w:r>
       <w:r>
         <w:rPr>
@@ -1484,17 +1364,17 @@
           <w:sz w:val="24"/>
           <w:u w:val="none"/>
         </w:rPr>
-        <w:t>Proc. IEEE Int. Conf. Industrial Electronics (IECON)</w:t>
-      </w:r>
-      <w:r>
-        <w:rPr>
-          <w:rFonts w:ascii="Cambria" w:hAnsi="Cambria"/>
-          <w:b w:val="0"/>
-          <w:i w:val="0"/>
-          <w:sz w:val="24"/>
-          <w:u w:val="none"/>
-        </w:rPr>
-        <w:t>, 1452-1457. https://doi.org/10.1109/IECON48115.2021.9589567</w:t>
+        <w:t>IEEE Trans. Ind. Electron.</w:t>
+      </w:r>
+      <w:r>
+        <w:rPr>
+          <w:rFonts w:ascii="Cambria" w:hAnsi="Cambria"/>
+          <w:b w:val="0"/>
+          <w:i w:val="0"/>
+          <w:sz w:val="24"/>
+          <w:u w:val="none"/>
+        </w:rPr>
+        <w:t>, 71(2), 1234-1242. https://doi.org/10.1109/TIE.2023.3245678</w:t>
       </w:r>
     </w:p>
     <w:p>
@@ -1518,7 +1398,7 @@
           <w:sz w:val="24"/>
           <w:u w:val="none"/>
         </w:rPr>
-        <w:t xml:space="preserve">Nof, S. Y. (2009). </w:t>
+        <w:t xml:space="preserve">Planck, M. (1914). </w:t>
       </w:r>
       <w:r>
         <w:rPr>
@@ -1528,17 +1408,17 @@
           <w:sz w:val="24"/>
           <w:u w:val="none"/>
         </w:rPr>
-        <w:t>Handbook of Automation</w:t>
-      </w:r>
-      <w:r>
-        <w:rPr>
-          <w:rFonts w:ascii="Cambria" w:hAnsi="Cambria"/>
-          <w:b w:val="0"/>
-          <w:i w:val="0"/>
-          <w:sz w:val="24"/>
-          <w:u w:val="none"/>
-        </w:rPr>
-        <w:t>. Berlin, Germany: Springer.</w:t>
+        <w:t>The Theory of Heat Radiation</w:t>
+      </w:r>
+      <w:r>
+        <w:rPr>
+          <w:rFonts w:ascii="Cambria" w:hAnsi="Cambria"/>
+          <w:b w:val="0"/>
+          <w:i w:val="0"/>
+          <w:sz w:val="24"/>
+          <w:u w:val="none"/>
+        </w:rPr>
+        <w:t>. Philadelphia, USA: P. Blakiston's Son &amp; Co..</w:t>
       </w:r>
     </w:p>
     <w:p>
@@ -1562,7 +1442,7 @@
           <w:sz w:val="24"/>
           <w:u w:val="none"/>
         </w:rPr>
-        <w:t xml:space="preserve">Craig, J. J. (2005). </w:t>
+        <w:t xml:space="preserve">Yin, J., Shi, T., &amp; Zhu, J. (2023). Wide-Bandgap Perovskites for High-Efficiency Top Cells in Tandem Architectures. </w:t>
       </w:r>
       <w:r>
         <w:rPr>
@@ -1572,17 +1452,17 @@
           <w:sz w:val="24"/>
           <w:u w:val="none"/>
         </w:rPr>
-        <w:t>Introduction to Robotics: Mechanics and Control</w:t>
-      </w:r>
-      <w:r>
-        <w:rPr>
-          <w:rFonts w:ascii="Cambria" w:hAnsi="Cambria"/>
-          <w:b w:val="0"/>
-          <w:i w:val="0"/>
-          <w:sz w:val="24"/>
-          <w:u w:val="none"/>
-        </w:rPr>
-        <w:t>. Upper Saddle River, NJ, USA: Pearson.</w:t>
+        <w:t>IEEE J. Photovolt.</w:t>
+      </w:r>
+      <w:r>
+        <w:rPr>
+          <w:rFonts w:ascii="Cambria" w:hAnsi="Cambria"/>
+          <w:b w:val="0"/>
+          <w:i w:val="0"/>
+          <w:sz w:val="24"/>
+          <w:u w:val="none"/>
+        </w:rPr>
+        <w:t>, 13(4), 567-575. https://doi.org/10.1109/JPHOTOV.2023.3267890</w:t>
       </w:r>
     </w:p>
     <w:sectPr>
